--- a/templates/template-cessao-rpv.docx
+++ b/templates/template-cessao-rpv.docx
@@ -2031,7 +2031,7 @@
           <w:b/>
           <w:bCs/>
         </w:rPr>
-        <w:t>5314729-14.2025.8.09.0051</w:t>
+        <w:t>{{numero_processo}}</w:t>
       </w:r>
       <w:r>
         <w:rPr>

--- a/templates/template-cessao-rpv.docx
+++ b/templates/template-cessao-rpv.docx
@@ -3117,6 +3117,9 @@
                 <w:sz w:val="24"/>
               </w:rPr>
               <w:t>PIX</w:t>
+            </w:r>
+            <w:r>
+              <w:t xml:space="preserve"> {{pix}}</w:t>
             </w:r>
           </w:p>
         </w:tc>

--- a/templates/template-cessao-rpv.docx
+++ b/templates/template-cessao-rpv.docx
@@ -1300,17 +1300,15 @@
       </w:pPr>
       <w:r>
         <w:rPr/>
-        <w:t>Devedor</w:t>
+        <w:t>Devedor: {{devedor}}</w:t>
       </w:r>
       <w:r>
         <w:rPr/>
-        <w:t>:</w:t>
       </w:r>
       <w:r>
         <w:rPr>
           <w:spacing w:val="1"/>
         </w:rPr>
-        <w:t xml:space="preserve"> </w:t>
       </w:r>
       <w:r>
         <w:rPr>
@@ -1325,7 +1323,6 @@
           <w:szCs w:val="21"/>
           <w:lang w:val="pt-PT"/>
         </w:rPr>
-        <w:t>Devedor: {{devedor}}</w:t>
       </w:r>
     </w:p>
     <w:p>
@@ -6702,7 +6699,7 @@
           <w:sz w:val="24"/>
           <w:szCs w:val="24"/>
         </w:rPr>
-        <w:t>{{cidade_contrato}} – DF, {{data_contrato}}.</w:t>
+        <w:t>{{local}} – DF, {{data_contrato}}.</w:t>
       </w:r>
     </w:p>
     <w:p>

--- a/templates/template-cessao-rpv.docx
+++ b/templates/template-cessao-rpv.docx
@@ -1433,41 +1433,7 @@
         <w:t xml:space="preserve"> </w:t>
       </w:r>
       <w:r>
-        <w:rPr>
-          <w:color w:val="000000"/>
-        </w:rPr>
-        <w:t>LEDA MARIA SOARES JANOT,</w:t>
-      </w:r>
-      <w:r>
-        <w:rPr>
-          <w:b w:val="0"/>
-          <w:bCs w:val="0"/>
-          <w:color w:val="000000"/>
-        </w:rPr>
-        <w:t xml:space="preserve"> brasileira, advogada, casada, portadora do  CPF: 021.159.805-49 e RG  nº 483293 SSP BA,  residente a SMPW Q8 conjunto 3, casa 1, Park way,  Brasília/DF, CEP: 71740-803 </w:t>
-      </w:r>
-      <w:r>
-        <w:rPr>
-          <w:b w:val="0"/>
-          <w:bCs w:val="0"/>
-          <w:color w:val="000000" w:themeColor="text1"/>
-        </w:rPr>
-        <w:t>doravante denominado como</w:t>
-      </w:r>
-      <w:r>
-        <w:rPr>
-          <w:color w:val="000000" w:themeColor="text1"/>
-        </w:rPr>
-        <w:t xml:space="preserve"> (“Cessionári</w:t>
-      </w:r>
-      <w:r>
-        <w:rPr>
-          <w:color w:val="000000" w:themeColor="text1"/>
-        </w:rPr>
-        <w:t>o</w:t>
-      </w:r>
-      <w:r>
-        <w:t>”).</w:t>
+        <w:t xml:space="preserve">{{nome_cessionario}}, {{nacionalidade_cessionario}}, {{profissao_cessionario}}, {{estado_civil_cessionario}}, portador(a) do CPF: {{cpf_cessionario}}, RG nº {{rg_cessionario}}, residente à {{endereco_cessionario}}, CEP: {{cep_cessionario}} doravante denominado como ("Cessionário").</w:t>
       </w:r>
     </w:p>
     <w:p>
@@ -6777,7 +6743,7 @@
                 <w:rFonts w:ascii="Arial MT" w:hAnsi="Arial MT" w:cs="Courier New"/>
                 <w:b/>
               </w:rPr>
-              <w:t>YAGO SALES FERREIRA GONCALVES</w:t>
+              <w:t>{{nome_cedente}}</w:t>
             </w:r>
             <w:r>
               <w:rPr>
@@ -6884,7 +6850,7 @@
                 <w:sz w:val="24"/>
                 <w:szCs w:val="24"/>
               </w:rPr>
-              <w:t>LEDA MARIA SOARES JANOT</w:t>
+              <w:t>{{nome_cessionario}}</w:t>
             </w:r>
             <w:r>
               <w:rPr>
